--- a/ECOHARVEST_UAT_TEST_MANUAL.docx
+++ b/ECOHARVEST_UAT_TEST_MANUAL.docx
@@ -2522,7 +2522,16 @@
                 <w:color w:val="222222"/>
                 <w:sz w:val="17"/>
               </w:rPr>
-              <w:t>1. Open `MyProductsScreen`.</w:t>
+              <w:t>1</w:t>
+            </w:r>
+            <w:bookmarkStart w:id="0" w:name="OLE_LINK27"/>
+            <w:r>
+              <w:rPr>
+                <w:rFonts w:ascii="Arial" w:hAnsi="Arial"/>
+                <w:color w:val="222222"/>
+                <w:sz w:val="17"/>
+              </w:rPr>
+              <w:t>. Open `MyProductsScreen`.</w:t>
             </w:r>
           </w:p>
           <w:p>
@@ -2563,6 +2572,7 @@
               </w:rPr>
               <w:t>4. Save changes.</w:t>
             </w:r>
+            <w:bookmarkEnd w:id="0"/>
           </w:p>
         </w:tc>
         <w:tc>
@@ -2644,7 +2654,7 @@
         <w:gridCol w:w="1944"/>
         <w:gridCol w:w="3240"/>
         <w:gridCol w:w="2880"/>
-        <w:gridCol w:w="936"/>
+        <w:gridCol w:w="955"/>
       </w:tblGrid>
       <w:tr>
         <w:trPr>
@@ -2941,6 +2951,9 @@
               <w:spacing w:after="0"/>
               <w:jc w:val="center"/>
             </w:pPr>
+            <w:r>
+              <w:t>Nothing like this</w:t>
+            </w:r>
           </w:p>
         </w:tc>
       </w:tr>
@@ -4085,11 +4098,11 @@
         <w:tblLook w:val="04A0" w:firstRow="1" w:lastRow="0" w:firstColumn="1" w:lastColumn="0" w:noHBand="0" w:noVBand="1"/>
       </w:tblPr>
       <w:tblGrid>
-        <w:gridCol w:w="1512"/>
-        <w:gridCol w:w="1944"/>
-        <w:gridCol w:w="3240"/>
-        <w:gridCol w:w="2880"/>
-        <w:gridCol w:w="936"/>
+        <w:gridCol w:w="1503"/>
+        <w:gridCol w:w="1937"/>
+        <w:gridCol w:w="3226"/>
+        <w:gridCol w:w="2866"/>
+        <w:gridCol w:w="1220"/>
       </w:tblGrid>
       <w:tr>
         <w:trPr>
@@ -4386,6 +4399,9 @@
               <w:spacing w:after="0"/>
               <w:jc w:val="center"/>
             </w:pPr>
+            <w:r>
+              <w:t>There’s no preference set</w:t>
+            </w:r>
           </w:p>
         </w:tc>
       </w:tr>
@@ -4495,7 +4511,25 @@
                 <w:color w:val="222222"/>
                 <w:sz w:val="17"/>
               </w:rPr>
-              <w:t>3. Filter by Category: "Fruits", Max Price: "LKR 500", District: "Kandy".</w:t>
+              <w:t xml:space="preserve">3. </w:t>
+            </w:r>
+            <w:bookmarkStart w:id="1" w:name="OLE_LINK28"/>
+            <w:r>
+              <w:rPr>
+                <w:rFonts w:ascii="Arial" w:hAnsi="Arial"/>
+                <w:color w:val="222222"/>
+                <w:sz w:val="17"/>
+              </w:rPr>
+              <w:t>Filter by Category: "Fruits", Max Price: "LKR 500", District: "Kandy</w:t>
+            </w:r>
+            <w:bookmarkEnd w:id="1"/>
+            <w:r>
+              <w:rPr>
+                <w:rFonts w:ascii="Arial" w:hAnsi="Arial"/>
+                <w:color w:val="222222"/>
+                <w:sz w:val="17"/>
+              </w:rPr>
+              <w:t>".</w:t>
             </w:r>
           </w:p>
         </w:tc>
@@ -4542,6 +4576,9 @@
               <w:spacing w:after="0"/>
               <w:jc w:val="center"/>
             </w:pPr>
+            <w:r>
+              <w:t>Not setup</w:t>
+            </w:r>
           </w:p>
         </w:tc>
       </w:tr>
@@ -4698,6 +4735,9 @@
               <w:spacing w:after="0"/>
               <w:jc w:val="center"/>
             </w:pPr>
+            <w:r>
+              <w:t>Pass</w:t>
+            </w:r>
           </w:p>
         </w:tc>
       </w:tr>
@@ -4854,6 +4894,9 @@
               <w:spacing w:after="0"/>
               <w:jc w:val="center"/>
             </w:pPr>
+            <w:r>
+              <w:t>Customers can chat with farmers only after ordering</w:t>
+            </w:r>
           </w:p>
         </w:tc>
       </w:tr>
@@ -4886,11 +4929,11 @@
         <w:tblLook w:val="04A0" w:firstRow="1" w:lastRow="0" w:firstColumn="1" w:lastColumn="0" w:noHBand="0" w:noVBand="1"/>
       </w:tblPr>
       <w:tblGrid>
-        <w:gridCol w:w="1294"/>
+        <w:gridCol w:w="1214"/>
         <w:gridCol w:w="3166"/>
-        <w:gridCol w:w="2761"/>
-        <w:gridCol w:w="2662"/>
-        <w:gridCol w:w="869"/>
+        <w:gridCol w:w="2584"/>
+        <w:gridCol w:w="2581"/>
+        <w:gridCol w:w="1207"/>
       </w:tblGrid>
       <w:tr>
         <w:trPr>
@@ -5187,6 +5230,9 @@
               <w:spacing w:after="0"/>
               <w:jc w:val="center"/>
             </w:pPr>
+            <w:r>
+              <w:t>Pass</w:t>
+            </w:r>
           </w:p>
         </w:tc>
       </w:tr>
@@ -5330,6 +5376,13 @@
               <w:spacing w:after="0"/>
               <w:jc w:val="center"/>
             </w:pPr>
+            <w:r>
+              <w:t xml:space="preserve">Customers can only change delivery address </w:t>
+            </w:r>
+            <w:r>
+              <w:lastRenderedPageBreak/>
+              <w:t>through profile</w:t>
+            </w:r>
           </w:p>
         </w:tc>
       </w:tr>
@@ -5361,6 +5414,7 @@
                 <w:color w:val="1B4D3E"/>
                 <w:sz w:val="17"/>
               </w:rPr>
+              <w:lastRenderedPageBreak/>
               <w:t>TC-CUS-007</w:t>
             </w:r>
           </w:p>
@@ -5426,7 +5480,6 @@
                 <w:color w:val="222222"/>
                 <w:sz w:val="17"/>
               </w:rPr>
-              <w:lastRenderedPageBreak/>
               <w:t>2. Enter test card details (4242...).</w:t>
             </w:r>
           </w:p>
@@ -5466,17 +5519,7 @@
                 <w:color w:val="222222"/>
                 <w:sz w:val="17"/>
               </w:rPr>
-              <w:lastRenderedPageBreak/>
-              <w:t xml:space="preserve">Stripe API creates PaymentIntent with capture </w:t>
-            </w:r>
-            <w:r>
-              <w:rPr>
-                <w:rFonts w:ascii="Arial" w:hAnsi="Arial"/>
-                <w:color w:val="222222"/>
-                <w:sz w:val="17"/>
-              </w:rPr>
-              <w:lastRenderedPageBreak/>
-              <w:t>hold. Backend confirms transaction, creates Order document with `paymentStatus: "ESCROW_LOCKED"`, and deducts product stock.</w:t>
+              <w:t>Stripe API creates PaymentIntent with capture hold. Backend confirms transaction, creates Order document with `paymentStatus: "ESCROW_LOCKED"`, and deducts product stock.</w:t>
             </w:r>
           </w:p>
         </w:tc>
@@ -5497,6 +5540,9 @@
               <w:spacing w:after="0"/>
               <w:jc w:val="center"/>
             </w:pPr>
+            <w:r>
+              <w:t>Pass</w:t>
+            </w:r>
           </w:p>
         </w:tc>
       </w:tr>
@@ -5653,6 +5699,9 @@
               <w:spacing w:after="0"/>
               <w:jc w:val="center"/>
             </w:pPr>
+            <w:r>
+              <w:t>Pass</w:t>
+            </w:r>
           </w:p>
         </w:tc>
       </w:tr>
@@ -5973,6 +6022,9 @@
               <w:spacing w:after="0"/>
               <w:jc w:val="center"/>
             </w:pPr>
+            <w:r>
+              <w:t>Pass</w:t>
+            </w:r>
           </w:p>
         </w:tc>
       </w:tr>
@@ -6116,6 +6168,9 @@
               <w:spacing w:after="0"/>
               <w:jc w:val="center"/>
             </w:pPr>
+            <w:r>
+              <w:t>Pass</w:t>
+            </w:r>
           </w:p>
         </w:tc>
       </w:tr>
@@ -6259,6 +6314,9 @@
               <w:spacing w:after="0"/>
               <w:jc w:val="center"/>
             </w:pPr>
+            <w:r>
+              <w:t xml:space="preserve">There’s nothing like this </w:t>
+            </w:r>
           </w:p>
         </w:tc>
       </w:tr>
@@ -6428,6 +6486,9 @@
               <w:spacing w:after="0"/>
               <w:jc w:val="center"/>
             </w:pPr>
+            <w:r>
+              <w:t>Pass</w:t>
+            </w:r>
           </w:p>
         </w:tc>
       </w:tr>
@@ -6479,7 +6540,7 @@
         <w:gridCol w:w="1944"/>
         <w:gridCol w:w="3240"/>
         <w:gridCol w:w="2880"/>
-        <w:gridCol w:w="936"/>
+        <w:gridCol w:w="1086"/>
       </w:tblGrid>
       <w:tr>
         <w:trPr>
@@ -6716,6 +6777,7 @@
                 <w:color w:val="222222"/>
                 <w:sz w:val="17"/>
               </w:rPr>
+              <w:lastRenderedPageBreak/>
               <w:t>2. Navigate to "Bulk Pro Tier" in Profile.</w:t>
             </w:r>
           </w:p>
@@ -6768,7 +6830,17 @@
                 <w:color w:val="222222"/>
                 <w:sz w:val="17"/>
               </w:rPr>
-              <w:t>Stripe creates recurring customer subscription (`/api/stripe/create-subscription`). User role upgrades to `bulk_buyer_pro`. Pro wholesale features unlock immediately.</w:t>
+              <w:lastRenderedPageBreak/>
+              <w:t>Stripe creates recurring customer subscription (`/api/stripe/create-</w:t>
+            </w:r>
+            <w:r>
+              <w:rPr>
+                <w:rFonts w:ascii="Arial" w:hAnsi="Arial"/>
+                <w:color w:val="222222"/>
+                <w:sz w:val="17"/>
+              </w:rPr>
+              <w:lastRenderedPageBreak/>
+              <w:t>subscription`). User role upgrades to `bulk_buyer_pro`. Pro wholesale features unlock immediately.</w:t>
             </w:r>
           </w:p>
         </w:tc>
@@ -6789,6 +6861,10 @@
               <w:spacing w:after="0"/>
               <w:jc w:val="center"/>
             </w:pPr>
+            <w:r>
+              <w:lastRenderedPageBreak/>
+              <w:t>Pass</w:t>
+            </w:r>
           </w:p>
         </w:tc>
       </w:tr>
@@ -6846,16 +6922,7 @@
                 <w:color w:val="222222"/>
                 <w:sz w:val="17"/>
               </w:rPr>
-              <w:t xml:space="preserve">B2B Wholesale Tiered </w:t>
-            </w:r>
-            <w:r>
-              <w:rPr>
-                <w:rFonts w:ascii="Arial" w:hAnsi="Arial"/>
-                <w:color w:val="222222"/>
-                <w:sz w:val="17"/>
-              </w:rPr>
-              <w:lastRenderedPageBreak/>
-              <w:t>Discount Calculation</w:t>
+              <w:t>B2B Wholesale Tiered Discount Calculation</w:t>
             </w:r>
           </w:p>
         </w:tc>
@@ -6881,7 +6948,6 @@
                 <w:color w:val="222222"/>
                 <w:sz w:val="17"/>
               </w:rPr>
-              <w:lastRenderedPageBreak/>
               <w:t>1. Navigate to `BulkOrdersScreen`.</w:t>
             </w:r>
           </w:p>
@@ -6895,7 +6961,6 @@
                 <w:color w:val="222222"/>
                 <w:sz w:val="17"/>
               </w:rPr>
-              <w:lastRenderedPageBreak/>
               <w:t>2. Select a wholesale certified listing with tiered pricing.</w:t>
             </w:r>
           </w:p>
@@ -6935,17 +7000,7 @@
                 <w:color w:val="222222"/>
                 <w:sz w:val="17"/>
               </w:rPr>
-              <w:lastRenderedPageBreak/>
-              <w:t xml:space="preserve">Pricing engine automatically </w:t>
-            </w:r>
-            <w:r>
-              <w:rPr>
-                <w:rFonts w:ascii="Arial" w:hAnsi="Arial"/>
-                <w:color w:val="222222"/>
-                <w:sz w:val="17"/>
-              </w:rPr>
-              <w:lastRenderedPageBreak/>
-              <w:t>applies 20% institutional volume discount. Order summary reflects wholesale unit rate vs standard retail unit rate.</w:t>
+              <w:t>Pricing engine automatically applies 20% institutional volume discount. Order summary reflects wholesale unit rate vs standard retail unit rate.</w:t>
             </w:r>
           </w:p>
         </w:tc>
@@ -6966,6 +7021,9 @@
               <w:spacing w:after="0"/>
               <w:jc w:val="center"/>
             </w:pPr>
+            <w:r>
+              <w:t>This ‘s not there in customer profile</w:t>
+            </w:r>
           </w:p>
         </w:tc>
       </w:tr>
@@ -7299,6 +7357,9 @@
               <w:spacing w:after="0"/>
               <w:jc w:val="center"/>
             </w:pPr>
+            <w:r>
+              <w:t>Pass</w:t>
+            </w:r>
           </w:p>
         </w:tc>
       </w:tr>
@@ -7442,6 +7503,9 @@
               <w:spacing w:after="0"/>
               <w:jc w:val="center"/>
             </w:pPr>
+            <w:r>
+              <w:t>Pass</w:t>
+            </w:r>
           </w:p>
         </w:tc>
       </w:tr>
@@ -7598,6 +7662,9 @@
               <w:spacing w:after="0"/>
               <w:jc w:val="center"/>
             </w:pPr>
+            <w:r>
+              <w:t>Pass</w:t>
+            </w:r>
           </w:p>
         </w:tc>
       </w:tr>
@@ -7741,6 +7808,9 @@
               <w:spacing w:after="0"/>
               <w:jc w:val="center"/>
             </w:pPr>
+            <w:r>
+              <w:t>Pass</w:t>
+            </w:r>
           </w:p>
         </w:tc>
       </w:tr>
@@ -7876,7 +7946,25 @@
                 <w:color w:val="222222"/>
                 <w:sz w:val="17"/>
               </w:rPr>
-              <w:t>Backend creates multi-vendor wholesale order, locks total in Stripe escrow, and alerts each supplier farm with custom packaging slips.</w:t>
+              <w:t xml:space="preserve">Backend creates multi-vendor wholesale order, locks total in Stripe </w:t>
+            </w:r>
+            <w:proofErr w:type="gramStart"/>
+            <w:r>
+              <w:rPr>
+                <w:rFonts w:ascii="Arial" w:hAnsi="Arial"/>
+                <w:color w:val="222222"/>
+                <w:sz w:val="17"/>
+              </w:rPr>
+              <w:t>escrow, and</w:t>
+            </w:r>
+            <w:proofErr w:type="gramEnd"/>
+            <w:r>
+              <w:rPr>
+                <w:rFonts w:ascii="Arial" w:hAnsi="Arial"/>
+                <w:color w:val="222222"/>
+                <w:sz w:val="17"/>
+              </w:rPr>
+              <w:t xml:space="preserve"> alerts each supplier farm with custom packaging slips.</w:t>
             </w:r>
           </w:p>
         </w:tc>
@@ -7897,6 +7985,9 @@
               <w:spacing w:after="0"/>
               <w:jc w:val="center"/>
             </w:pPr>
+            <w:r>
+              <w:t>pass</w:t>
+            </w:r>
           </w:p>
         </w:tc>
       </w:tr>
@@ -7944,11 +8035,11 @@
         <w:tblLook w:val="04A0" w:firstRow="1" w:lastRow="0" w:firstColumn="1" w:lastColumn="0" w:noHBand="0" w:noVBand="1"/>
       </w:tblPr>
       <w:tblGrid>
-        <w:gridCol w:w="1512"/>
-        <w:gridCol w:w="1944"/>
-        <w:gridCol w:w="3240"/>
-        <w:gridCol w:w="2880"/>
-        <w:gridCol w:w="936"/>
+        <w:gridCol w:w="1497"/>
+        <w:gridCol w:w="1932"/>
+        <w:gridCol w:w="3224"/>
+        <w:gridCol w:w="2854"/>
+        <w:gridCol w:w="1245"/>
       </w:tblGrid>
       <w:tr>
         <w:trPr>
@@ -8120,6 +8211,7 @@
                 <w:color w:val="1B4D3E"/>
                 <w:sz w:val="17"/>
               </w:rPr>
+              <w:lastRenderedPageBreak/>
               <w:t>TC-ADM-001</w:t>
             </w:r>
           </w:p>
@@ -8245,6 +8337,17 @@
               <w:spacing w:after="0"/>
               <w:jc w:val="center"/>
             </w:pPr>
+            <w:r>
+              <w:t xml:space="preserve">It opens don’t </w:t>
+            </w:r>
+            <w:proofErr w:type="gramStart"/>
+            <w:r>
+              <w:t>ask  for</w:t>
+            </w:r>
+            <w:proofErr w:type="gramEnd"/>
+            <w:r>
+              <w:t xml:space="preserve"> admin credentials </w:t>
+            </w:r>
           </w:p>
         </w:tc>
       </w:tr>
@@ -8276,7 +8379,6 @@
                 <w:color w:val="1B4D3E"/>
                 <w:sz w:val="17"/>
               </w:rPr>
-              <w:lastRenderedPageBreak/>
               <w:t>TC-ADM-002</w:t>
             </w:r>
           </w:p>
@@ -8852,6 +8954,9 @@
               <w:spacing w:after="0"/>
               <w:jc w:val="center"/>
             </w:pPr>
+            <w:r>
+              <w:t>Pass</w:t>
+            </w:r>
           </w:p>
         </w:tc>
       </w:tr>
@@ -9008,6 +9113,9 @@
               <w:spacing w:after="0"/>
               <w:jc w:val="center"/>
             </w:pPr>
+            <w:r>
+              <w:t>Pass</w:t>
+            </w:r>
           </w:p>
         </w:tc>
       </w:tr>
@@ -9151,6 +9259,9 @@
               <w:spacing w:after="0"/>
               <w:jc w:val="center"/>
             </w:pPr>
+            <w:r>
+              <w:t>Pass</w:t>
+            </w:r>
           </w:p>
         </w:tc>
       </w:tr>
@@ -9307,6 +9418,9 @@
               <w:spacing w:after="0"/>
               <w:jc w:val="center"/>
             </w:pPr>
+            <w:r>
+              <w:t>Not there yet</w:t>
+            </w:r>
           </w:p>
         </w:tc>
       </w:tr>
@@ -9339,11 +9453,11 @@
         <w:tblLook w:val="04A0" w:firstRow="1" w:lastRow="0" w:firstColumn="1" w:lastColumn="0" w:noHBand="0" w:noVBand="1"/>
       </w:tblPr>
       <w:tblGrid>
-        <w:gridCol w:w="1512"/>
-        <w:gridCol w:w="1944"/>
-        <w:gridCol w:w="3240"/>
-        <w:gridCol w:w="2880"/>
-        <w:gridCol w:w="936"/>
+        <w:gridCol w:w="1499"/>
+        <w:gridCol w:w="1934"/>
+        <w:gridCol w:w="3218"/>
+        <w:gridCol w:w="2865"/>
+        <w:gridCol w:w="1236"/>
       </w:tblGrid>
       <w:tr>
         <w:trPr>
@@ -9580,6 +9694,7 @@
                 <w:color w:val="222222"/>
                 <w:sz w:val="17"/>
               </w:rPr>
+              <w:lastRenderedPageBreak/>
               <w:t>2. Inspect Live Escrow Ledger table.</w:t>
             </w:r>
           </w:p>
@@ -9619,7 +9734,17 @@
                 <w:color w:val="222222"/>
                 <w:sz w:val="17"/>
               </w:rPr>
-              <w:t>Every active escrow hold is listed with Order ID, Customer Name, Farmer Name, Escrow Amount (LKR), Stripe PaymentIntent ID, and current lock status.</w:t>
+              <w:lastRenderedPageBreak/>
+              <w:t xml:space="preserve">Every active escrow hold is listed with Order ID, Customer Name, </w:t>
+            </w:r>
+            <w:r>
+              <w:rPr>
+                <w:rFonts w:ascii="Arial" w:hAnsi="Arial"/>
+                <w:color w:val="222222"/>
+                <w:sz w:val="17"/>
+              </w:rPr>
+              <w:lastRenderedPageBreak/>
+              <w:t>Farmer Name, Escrow Amount (LKR), Stripe PaymentIntent ID, and current lock status.</w:t>
             </w:r>
           </w:p>
         </w:tc>
@@ -9640,6 +9765,10 @@
               <w:spacing w:after="0"/>
               <w:jc w:val="center"/>
             </w:pPr>
+            <w:r>
+              <w:lastRenderedPageBreak/>
+              <w:t>Pass</w:t>
+            </w:r>
           </w:p>
         </w:tc>
       </w:tr>
@@ -9736,16 +9865,7 @@
                 <w:color w:val="222222"/>
                 <w:sz w:val="17"/>
               </w:rPr>
-              <w:t xml:space="preserve">2. Click on an active in-transit delivery </w:t>
-            </w:r>
-            <w:r>
-              <w:rPr>
-                <w:rFonts w:ascii="Arial" w:hAnsi="Arial"/>
-                <w:color w:val="222222"/>
-                <w:sz w:val="17"/>
-              </w:rPr>
-              <w:lastRenderedPageBreak/>
-              <w:t>route.</w:t>
+              <w:t>2. Click on an active in-transit delivery route.</w:t>
             </w:r>
           </w:p>
         </w:tc>
@@ -9771,17 +9891,7 @@
                 <w:color w:val="222222"/>
                 <w:sz w:val="17"/>
               </w:rPr>
-              <w:lastRenderedPageBreak/>
-              <w:t xml:space="preserve">Modal displays live driver coordinates, speed, route progression %, destination </w:t>
-            </w:r>
-            <w:r>
-              <w:rPr>
-                <w:rFonts w:ascii="Arial" w:hAnsi="Arial"/>
-                <w:color w:val="222222"/>
-                <w:sz w:val="17"/>
-              </w:rPr>
-              <w:lastRenderedPageBreak/>
-              <w:t>address, and real-time status (`ASSIGNED` -&gt; `PICKED_UP` -&gt; `IN_TRANSIT`).</w:t>
+              <w:t>Modal displays live driver coordinates, speed, route progression %, destination address, and real-time status (`ASSIGNED` -&gt; `PICKED_UP` -&gt; `IN_TRANSIT`).</w:t>
             </w:r>
           </w:p>
         </w:tc>
@@ -9802,6 +9912,9 @@
               <w:spacing w:after="0"/>
               <w:jc w:val="center"/>
             </w:pPr>
+            <w:r>
+              <w:t>Screen three is not this</w:t>
+            </w:r>
           </w:p>
         </w:tc>
       </w:tr>
@@ -9958,6 +10071,9 @@
               <w:spacing w:after="0"/>
               <w:jc w:val="center"/>
             </w:pPr>
+            <w:r>
+              <w:t>This emergency is not there</w:t>
+            </w:r>
           </w:p>
         </w:tc>
       </w:tr>
@@ -10408,6 +10524,9 @@
               <w:spacing w:after="0"/>
               <w:jc w:val="center"/>
             </w:pPr>
+            <w:r>
+              <w:t>pass</w:t>
+            </w:r>
           </w:p>
         </w:tc>
       </w:tr>
@@ -10551,6 +10670,9 @@
               <w:spacing w:after="0"/>
               <w:jc w:val="center"/>
             </w:pPr>
+            <w:r>
+              <w:t>pass</w:t>
+            </w:r>
           </w:p>
         </w:tc>
       </w:tr>
@@ -10707,6 +10829,9 @@
               <w:spacing w:after="0"/>
               <w:jc w:val="center"/>
             </w:pPr>
+            <w:r>
+              <w:t>pass</w:t>
+            </w:r>
           </w:p>
         </w:tc>
       </w:tr>
@@ -10850,6 +10975,9 @@
               <w:spacing w:after="0"/>
               <w:jc w:val="center"/>
             </w:pPr>
+            <w:r>
+              <w:t>Not there</w:t>
+            </w:r>
           </w:p>
         </w:tc>
       </w:tr>
@@ -11136,7 +11264,16 @@
                 <w:color w:val="222222"/>
                 <w:sz w:val="17"/>
               </w:rPr>
-              <w:t>3. Sort by priority (`Critical`, `High`, `Medium`, `Low`).</w:t>
+              <w:t xml:space="preserve">3. Sort by priority (`Critical`, `High`, </w:t>
+            </w:r>
+            <w:r>
+              <w:rPr>
+                <w:rFonts w:ascii="Arial" w:hAnsi="Arial"/>
+                <w:color w:val="222222"/>
+                <w:sz w:val="17"/>
+              </w:rPr>
+              <w:lastRenderedPageBreak/>
+              <w:t>`Medium`, `Low`).</w:t>
             </w:r>
           </w:p>
         </w:tc>
@@ -11162,7 +11299,17 @@
                 <w:color w:val="222222"/>
                 <w:sz w:val="17"/>
               </w:rPr>
-              <w:t>Tickets display ticket number, requester role, affected Order ID, issue category (Produce Quality, Delayed Delivery, Billing), and SLA timer.</w:t>
+              <w:lastRenderedPageBreak/>
+              <w:t xml:space="preserve">Tickets display ticket number, requester role, affected Order ID, issue category (Produce Quality, </w:t>
+            </w:r>
+            <w:r>
+              <w:rPr>
+                <w:rFonts w:ascii="Arial" w:hAnsi="Arial"/>
+                <w:color w:val="222222"/>
+                <w:sz w:val="17"/>
+              </w:rPr>
+              <w:lastRenderedPageBreak/>
+              <w:t>Delayed Delivery, Billing), and SLA timer.</w:t>
             </w:r>
           </w:p>
         </w:tc>
@@ -11183,6 +11330,10 @@
               <w:spacing w:after="0"/>
               <w:jc w:val="center"/>
             </w:pPr>
+            <w:r>
+              <w:lastRenderedPageBreak/>
+              <w:t>Pass</w:t>
+            </w:r>
           </w:p>
         </w:tc>
       </w:tr>
@@ -11279,16 +11430,7 @@
                 <w:color w:val="222222"/>
                 <w:sz w:val="17"/>
               </w:rPr>
-              <w:t xml:space="preserve">2. Inspect attached customer photo </w:t>
-            </w:r>
-            <w:r>
-              <w:rPr>
-                <w:rFonts w:ascii="Arial" w:hAnsi="Arial"/>
-                <w:color w:val="222222"/>
-                <w:sz w:val="17"/>
-              </w:rPr>
-              <w:lastRenderedPageBreak/>
-              <w:t>evidence alongside farmer's harvest VGG16 grading report.</w:t>
+              <w:t>2. Inspect attached customer photo evidence alongside farmer's harvest VGG16 grading report.</w:t>
             </w:r>
           </w:p>
         </w:tc>
@@ -11314,17 +11456,7 @@
                 <w:color w:val="222222"/>
                 <w:sz w:val="17"/>
               </w:rPr>
-              <w:lastRenderedPageBreak/>
-              <w:t xml:space="preserve">Split-screen interface renders customer doorstep claim photos against original pre-dispatch AI freshness audit logs for fair </w:t>
-            </w:r>
-            <w:r>
-              <w:rPr>
-                <w:rFonts w:ascii="Arial" w:hAnsi="Arial"/>
-                <w:color w:val="222222"/>
-                <w:sz w:val="17"/>
-              </w:rPr>
-              <w:lastRenderedPageBreak/>
-              <w:t>evaluation.</w:t>
+              <w:t>Split-screen interface renders customer doorstep claim photos against original pre-dispatch AI freshness audit logs for fair evaluation.</w:t>
             </w:r>
           </w:p>
         </w:tc>
@@ -11345,6 +11477,16 @@
               <w:spacing w:after="0"/>
               <w:jc w:val="center"/>
             </w:pPr>
+            <w:proofErr w:type="spellStart"/>
+            <w:proofErr w:type="gramStart"/>
+            <w:r>
+              <w:t>Cant</w:t>
+            </w:r>
+            <w:proofErr w:type="spellEnd"/>
+            <w:proofErr w:type="gramEnd"/>
+            <w:r>
+              <w:t xml:space="preserve"> add images I guess</w:t>
+            </w:r>
           </w:p>
         </w:tc>
       </w:tr>
